--- a/docs/RAAF_User_Guide.docx
+++ b/docs/RAAF_User_Guide.docx
@@ -485,6 +485,75 @@
           <w:sz w:val="22"/>
         </w:rPr>
         <w:t>Keeps a searchable repository of every candidate you have ever assessed, so past talent is never wasted</w:t>
+      </w:r>
+    </w:p>
+    <w:p>
+      <w:pPr>
+        <w:spacing w:before="200" w:after="80"/>
+      </w:pPr>
+      <w:r>
+        <w:rPr>
+          <w:rFonts w:ascii="Arial" w:hAnsi="Arial"/>
+          <w:b/>
+          <w:color w:val="186FAF"/>
+          <w:sz w:val="22"/>
+        </w:rPr>
+        <w:t>Workflow Overview</w:t>
+      </w:r>
+    </w:p>
+    <w:p>
+      <w:pPr>
+        <w:spacing w:before="80" w:after="40"/>
+        <w:jc w:val="center"/>
+      </w:pPr>
+      <w:r>
+        <w:drawing>
+          <wp:inline xmlns:a="http://schemas.openxmlformats.org/drawingml/2006/main" xmlns:pic="http://schemas.openxmlformats.org/drawingml/2006/picture">
+            <wp:extent cx="5852160" cy="4168662"/>
+            <wp:docPr id="1" name="Picture 1"/>
+            <wp:cNvGraphicFramePr>
+              <a:graphicFrameLocks noChangeAspect="1"/>
+            </wp:cNvGraphicFramePr>
+            <a:graphic>
+              <a:graphicData uri="http://schemas.openxmlformats.org/drawingml/2006/picture">
+                <pic:pic>
+                  <pic:nvPicPr>
+                    <pic:cNvPr id="0" name="RAAF_Workflow_Diagram.png"/>
+                    <pic:cNvPicPr/>
+                  </pic:nvPicPr>
+                  <pic:blipFill>
+                    <a:blip r:embed="rId9"/>
+                    <a:stretch>
+                      <a:fillRect/>
+                    </a:stretch>
+                  </pic:blipFill>
+                  <pic:spPr>
+                    <a:xfrm>
+                      <a:off x="0" y="0"/>
+                      <a:ext cx="5852160" cy="4168662"/>
+                    </a:xfrm>
+                    <a:prstGeom prst="rect"/>
+                  </pic:spPr>
+                </pic:pic>
+              </a:graphicData>
+            </a:graphic>
+          </wp:inline>
+        </w:drawing>
+      </w:r>
+    </w:p>
+    <w:p>
+      <w:pPr>
+        <w:spacing w:before="40" w:after="280"/>
+        <w:jc w:val="center"/>
+      </w:pPr>
+      <w:r>
+        <w:rPr>
+          <w:rFonts w:ascii="Arial" w:hAnsi="Arial"/>
+          <w:i/>
+          <w:color w:val="455A64"/>
+          <w:sz w:val="18"/>
+        </w:rPr>
+        <w:t>Figure 1 -- RAAF supports three workflows: PCR-Integrated (recommended), Manual upload, and Candidate Repository Search.</w:t>
       </w:r>
     </w:p>
     <w:p>

--- a/docs/RAAF_User_Guide.docx
+++ b/docs/RAAF_User_Guide.docx
@@ -1667,13 +1667,54 @@
       </w:r>
     </w:p>
     <w:p>
-      <w:pPr/>
-      <w:r>
-        <w:rPr>
-          <w:rFonts w:ascii="Arial" w:hAnsi="Arial"/>
-          <w:sz w:val="22"/>
-        </w:rPr>
-        <w:t>PCRecruiter (PCR) is your applicant tracking system. When a job is posted through PCR and candidates apply, their resumes are stored in PCR waiting for you to pull them. RAAF connects directly to PCR and can download all of those resumes with a single click.</w:t>
+      <w:pPr>
+        <w:jc w:val="center"/>
+      </w:pPr>
+      <w:r>
+        <w:drawing>
+          <wp:inline xmlns:a="http://schemas.openxmlformats.org/drawingml/2006/main" xmlns:pic="http://schemas.openxmlformats.org/drawingml/2006/picture">
+            <wp:extent cx="5029200" cy="10698481"/>
+            <wp:docPr id="2" name="Picture 2"/>
+            <wp:cNvGraphicFramePr>
+              <a:graphicFrameLocks noChangeAspect="1"/>
+            </wp:cNvGraphicFramePr>
+            <a:graphic>
+              <a:graphicData uri="http://schemas.openxmlformats.org/drawingml/2006/picture">
+                <pic:pic>
+                  <pic:nvPicPr>
+                    <pic:cNvPr id="0" name="RAAF_Workflow_A_PCR_Integrated.png"/>
+                    <pic:cNvPicPr/>
+                  </pic:nvPicPr>
+                  <pic:blipFill>
+                    <a:blip r:embed="rId10"/>
+                    <a:stretch>
+                      <a:fillRect/>
+                    </a:stretch>
+                  </pic:blipFill>
+                  <pic:spPr>
+                    <a:xfrm>
+                      <a:off x="0" y="0"/>
+                      <a:ext cx="5029200" cy="10698481"/>
+                    </a:xfrm>
+                    <a:prstGeom prst="rect"/>
+                  </pic:spPr>
+                </pic:pic>
+              </a:graphicData>
+            </a:graphic>
+          </wp:inline>
+        </w:drawing>
+      </w:r>
+    </w:p>
+    <w:p>
+      <w:pPr>
+        <w:jc w:val="center"/>
+      </w:pPr>
+      <w:r>
+        <w:rPr>
+          <w:i/>
+          <w:sz w:val="18"/>
+        </w:rPr>
+        <w:t>Figure: Workflow A — PCR-Integrated (Recommended). From posting in PCRecruiter through to archived requisition.</w:t>
       </w:r>
     </w:p>
     <w:p>
@@ -1681,10 +1722,9 @@
       <w:r>
         <w:rPr>
           <w:rFonts w:ascii="Arial" w:hAnsi="Arial"/>
-          <w:b/>
           <w:sz w:val="22"/>
         </w:rPr>
-        <w:t>Step 1 — Sync Candidates</w:t>
+        <w:t>PCRecruiter (PCR) is your applicant tracking system. When a job is posted through PCR and candidates apply, their resumes are stored in PCR waiting for you to pull them. RAAF connects directly to PCR and can download all of those resumes with a single click.</w:t>
       </w:r>
     </w:p>
     <w:p>
@@ -1692,24 +1732,10 @@
       <w:r>
         <w:rPr>
           <w:rFonts w:ascii="Arial" w:hAnsi="Arial"/>
-          <w:sz w:val="22"/>
-        </w:rPr>
-        <w:t xml:space="preserve">On the requisition page, click </w:t>
-      </w:r>
-      <w:r>
-        <w:rPr>
-          <w:rFonts w:ascii="Arial" w:hAnsi="Arial"/>
           <w:b/>
           <w:sz w:val="22"/>
         </w:rPr>
-        <w:t>PCR Sync</w:t>
-      </w:r>
-      <w:r>
-        <w:rPr>
-          <w:rFonts w:ascii="Arial" w:hAnsi="Arial"/>
-          <w:sz w:val="22"/>
-        </w:rPr>
-        <w:t>. The system will connect to PCRecruiter and pull a list of all candidates who have applied to that position. You will see how many new candidates have been found.</w:t>
+        <w:t>Step 1 — Sync Candidates</w:t>
       </w:r>
     </w:p>
     <w:p>
@@ -1717,10 +1743,24 @@
       <w:r>
         <w:rPr>
           <w:rFonts w:ascii="Arial" w:hAnsi="Arial"/>
+          <w:sz w:val="22"/>
+        </w:rPr>
+        <w:t xml:space="preserve">On the requisition page, click </w:t>
+      </w:r>
+      <w:r>
+        <w:rPr>
+          <w:rFonts w:ascii="Arial" w:hAnsi="Arial"/>
           <w:b/>
           <w:sz w:val="22"/>
         </w:rPr>
-        <w:t>Step 2 — Download Resumes</w:t>
+        <w:t>PCR Sync</w:t>
+      </w:r>
+      <w:r>
+        <w:rPr>
+          <w:rFonts w:ascii="Arial" w:hAnsi="Arial"/>
+          <w:sz w:val="22"/>
+        </w:rPr>
+        <w:t>. The system will connect to PCRecruiter and pull a list of all candidates who have applied to that position. You will see how many new candidates have been found.</w:t>
       </w:r>
     </w:p>
     <w:p>
@@ -1728,6 +1768,17 @@
       <w:r>
         <w:rPr>
           <w:rFonts w:ascii="Arial" w:hAnsi="Arial"/>
+          <w:b/>
+          <w:sz w:val="22"/>
+        </w:rPr>
+        <w:t>Step 2 — Download Resumes</w:t>
+      </w:r>
+    </w:p>
+    <w:p>
+      <w:pPr/>
+      <w:r>
+        <w:rPr>
+          <w:rFonts w:ascii="Arial" w:hAnsi="Arial"/>
           <w:sz w:val="22"/>
         </w:rPr>
         <w:t xml:space="preserve">Once the candidate list is synced, click </w:t>
@@ -1787,6 +1838,57 @@
       </w:pPr>
       <w:r>
         <w:t>Manual Upload</w:t>
+      </w:r>
+    </w:p>
+    <w:p>
+      <w:pPr>
+        <w:jc w:val="center"/>
+      </w:pPr>
+      <w:r>
+        <w:drawing>
+          <wp:inline xmlns:a="http://schemas.openxmlformats.org/drawingml/2006/main" xmlns:pic="http://schemas.openxmlformats.org/drawingml/2006/picture">
+            <wp:extent cx="5029200" cy="10905014"/>
+            <wp:docPr id="3" name="Picture 3"/>
+            <wp:cNvGraphicFramePr>
+              <a:graphicFrameLocks noChangeAspect="1"/>
+            </wp:cNvGraphicFramePr>
+            <a:graphic>
+              <a:graphicData uri="http://schemas.openxmlformats.org/drawingml/2006/picture">
+                <pic:pic>
+                  <pic:nvPicPr>
+                    <pic:cNvPr id="0" name="RAAF_Workflow_B_Manual_Upload.png"/>
+                    <pic:cNvPicPr/>
+                  </pic:nvPicPr>
+                  <pic:blipFill>
+                    <a:blip r:embed="rId11"/>
+                    <a:stretch>
+                      <a:fillRect/>
+                    </a:stretch>
+                  </pic:blipFill>
+                  <pic:spPr>
+                    <a:xfrm>
+                      <a:off x="0" y="0"/>
+                      <a:ext cx="5029200" cy="10905014"/>
+                    </a:xfrm>
+                    <a:prstGeom prst="rect"/>
+                  </pic:spPr>
+                </pic:pic>
+              </a:graphicData>
+            </a:graphic>
+          </wp:inline>
+        </w:drawing>
+      </w:r>
+    </w:p>
+    <w:p>
+      <w:pPr>
+        <w:jc w:val="center"/>
+      </w:pPr>
+      <w:r>
+        <w:rPr>
+          <w:i/>
+          <w:sz w:val="18"/>
+        </w:rPr>
+        <w:t>Figure: Workflow B — Manual / Direct Upload. For resumes received outside of PCRecruiter.</w:t>
       </w:r>
     </w:p>
     <w:p>
@@ -3700,6 +3802,57 @@
       </w:pPr>
       <w:r>
         <w:t>12. Searching Your Candidate Repository</w:t>
+      </w:r>
+    </w:p>
+    <w:p>
+      <w:pPr>
+        <w:jc w:val="center"/>
+      </w:pPr>
+      <w:r>
+        <w:drawing>
+          <wp:inline xmlns:a="http://schemas.openxmlformats.org/drawingml/2006/main" xmlns:pic="http://schemas.openxmlformats.org/drawingml/2006/picture">
+            <wp:extent cx="5029200" cy="10888199"/>
+            <wp:docPr id="4" name="Picture 4"/>
+            <wp:cNvGraphicFramePr>
+              <a:graphicFrameLocks noChangeAspect="1"/>
+            </wp:cNvGraphicFramePr>
+            <a:graphic>
+              <a:graphicData uri="http://schemas.openxmlformats.org/drawingml/2006/picture">
+                <pic:pic>
+                  <pic:nvPicPr>
+                    <pic:cNvPr id="0" name="RAAF_Workflow_C_Repository_Search.png"/>
+                    <pic:cNvPicPr/>
+                  </pic:nvPicPr>
+                  <pic:blipFill>
+                    <a:blip r:embed="rId12"/>
+                    <a:stretch>
+                      <a:fillRect/>
+                    </a:stretch>
+                  </pic:blipFill>
+                  <pic:spPr>
+                    <a:xfrm>
+                      <a:off x="0" y="0"/>
+                      <a:ext cx="5029200" cy="10888199"/>
+                    </a:xfrm>
+                    <a:prstGeom prst="rect"/>
+                  </pic:spPr>
+                </pic:pic>
+              </a:graphicData>
+            </a:graphic>
+          </wp:inline>
+        </w:drawing>
+      </w:r>
+    </w:p>
+    <w:p>
+      <w:pPr>
+        <w:jc w:val="center"/>
+      </w:pPr>
+      <w:r>
+        <w:rPr>
+          <w:i/>
+          <w:sz w:val="18"/>
+        </w:rPr>
+        <w:t>Figure: Workflow C — Candidate Repository Search. Re-use past assessments for new positions.</w:t>
       </w:r>
     </w:p>
     <w:p>
